--- a/planning/docs/17_Feature_Engineering.docx
+++ b/planning/docs/17_Feature_Engineering.docx
@@ -236,7 +236,7 @@
               <w:rPr>
                 <w:sz w:val="20"/>
               </w:rPr>
-              <w:t>wholesaler flag, return-rate, country, product mix</w:t>
+              <w:t>wholesaler flag, return-rate, country</w:t>
             </w:r>
           </w:p>
         </w:tc>
@@ -802,7 +802,7 @@
     <w:p/>
     <w:p>
       <w:r>
-        <w:t>Built via lifetimes.summary_data_from_transaction_data.</w:t>
+        <w:t>SUPERSEDED by doc 18 (2026-06-21): built via pymc_marketing.clv.rfm_summary, NOT lifetimes (now unmaintained). rfm_summary counts repeat-purchase OCCASIONS day-based (distinct purchase days - 1), the BTYD-literature standard - so this CLV frequency differs slightly from the invoice-based core Frequency for same-day multi-invoice customers (~55). See doc 18 for the full library/language decision.</w:t>
       </w:r>
     </w:p>
     <w:p>
@@ -837,7 +837,15 @@
         <w:pStyle w:val="ListBullet"/>
       </w:pPr>
       <w:r>
-        <w:t>Country (the customer's country); Product mix (top categories, diversity).</w:t>
+        <w:t>Country (the customer's country).</w:t>
+      </w:r>
+    </w:p>
+    <w:p>
+      <w:pPr>
+        <w:pStyle w:val="ListBullet"/>
+      </w:pPr>
+      <w:r>
+        <w:t>DROPPED (discussion #12, 2026-06-24): Product mix (top categories / diversity). The dataset has NO category column - 4,620 StockCodes / 5,271 free-text Descriptions - so 'categories' would have to be MANUFACTURED (keyword buckets or topic modelling), a mini-project that injects judgment-call noise for a supporting-ONLY variable off the critical path. Doc 04 rule: every feature must be justified - this one is not worth the noise. CLV + country + return-rate remain for external validation, which is sufficient.</w:t>
       </w:r>
     </w:p>
     <w:p>
